--- a/docs/manuales/Manual_Ventas_VentaGO_ES.docx
+++ b/docs/manuales/Manual_Ventas_VentaGO_ES.docx
@@ -137,6 +137,497 @@
     </w:p>
     <w:p>
       <w:pPr>
+        <w:spacing w:after="200"/>
+        <w:jc w:val="center"/>
+      </w:pPr>
+      <w:r>
+        <w:drawing>
+          <wp:inline distT="0" distB="0" distL="0" distR="0">
+            <wp:extent cx="4457700" cy="2790825"/>
+            <wp:effectExtent t="0" r="0" b="0" l="0"/>
+            <wp:docPr id="1" name="ventas-01-login" descr="Iniciar sesión y registro de terminal" title="ventas-01-login"/>
+            <wp:cNvGraphicFramePr>
+              <a:graphicFrameLocks xmlns:a="http://schemas.openxmlformats.org/drawingml/2006/main" noChangeAspect="1"/>
+            </wp:cNvGraphicFramePr>
+            <a:graphic xmlns:a="http://schemas.openxmlformats.org/drawingml/2006/main">
+              <a:graphicData uri="http://schemas.openxmlformats.org/drawingml/2006/picture">
+                <pic:pic xmlns:pic="http://schemas.openxmlformats.org/drawingml/2006/picture">
+                  <pic:nvPicPr>
+                    <pic:cNvPr id="0" name="" descr=""/>
+                    <pic:cNvPicPr>
+                      <a:picLocks noChangeAspect="1" noChangeArrowheads="1"/>
+                    </pic:cNvPicPr>
+                  </pic:nvPicPr>
+                  <pic:blipFill>
+                    <a:blip r:embed="rId9" cstate="none"/>
+                    <a:srcRect/>
+                    <a:stretch>
+                      <a:fillRect/>
+                    </a:stretch>
+                  </pic:blipFill>
+                  <pic:spPr bwMode="auto">
+                    <a:xfrm>
+                      <a:off x="0" y="0"/>
+                      <a:ext cx="4457700" cy="2790825"/>
+                    </a:xfrm>
+                    <a:prstGeom prst="rect">
+                      <a:avLst/>
+                    </a:prstGeom>
+                  </pic:spPr>
+                </pic:pic>
+              </a:graphicData>
+            </a:graphic>
+          </wp:inline>
+        </w:drawing>
+      </w:r>
+    </w:p>
+    <w:p>
+      <w:pPr>
+        <w:pStyle w:val="ListParagraph"/>
+        <w:numPr>
+          <w:ilvl w:val="0"/>
+          <w:numId w:val="2"/>
+        </w:numPr>
+        <w:spacing w:after="100"/>
+      </w:pPr>
+      <w:r>
+        <w:t xml:space="preserve">Abra el navegador y entre a ventago.coolsistema.com. Ingrese su usuario y contraseña.</w:t>
+      </w:r>
+    </w:p>
+    <w:p>
+      <w:pPr>
+        <w:pStyle w:val="ListParagraph"/>
+        <w:numPr>
+          <w:ilvl w:val="0"/>
+          <w:numId w:val="2"/>
+        </w:numPr>
+        <w:spacing w:after="100"/>
+      </w:pPr>
+      <w:r>
+        <w:t xml:space="preserve">Si es la primera vez en esta PC, aparecerá el aviso de registro de terminal: elija la sucursal y la caja que corresponden a este puesto.</w:t>
+      </w:r>
+    </w:p>
+    <w:p>
+      <w:pPr>
+        <w:pStyle w:val="ListParagraph"/>
+        <w:numPr>
+          <w:ilvl w:val="0"/>
+          <w:numId w:val="2"/>
+        </w:numPr>
+        <w:spacing w:after="100"/>
+      </w:pPr>
+      <w:r>
+        <w:t xml:space="preserve">Si la conexión de internet es nueva, el sistema pedirá asociar la IP a una sucursal. Confirme con el administrador antes de registrar.</w:t>
+      </w:r>
+    </w:p>
+    <w:p>
+      <w:pPr>
+        <w:pStyle w:val="ListParagraph"/>
+        <w:numPr>
+          <w:ilvl w:val="0"/>
+          <w:numId w:val="2"/>
+        </w:numPr>
+        <w:spacing w:after="100"/>
+      </w:pPr>
+      <w:r>
+        <w:t xml:space="preserve">Si aparece el mensaje «Sesión expirada», significa que alguien inició sesión con su usuario en otro equipo. Vuelva a iniciar sesión; la otra sesión se cerrará automáticamente.</w:t>
+      </w:r>
+    </w:p>
+    <w:p>
+      <w:pPr>
+        <w:pBdr>
+          <w:left w:val="single" w:color="B8730A" w:sz="12" w:space="8"/>
+        </w:pBdr>
+        <w:spacing w:after="100" w:before="160"/>
+      </w:pPr>
+      <w:r>
+        <w:rPr>
+          <w:b/>
+          <w:bCs/>
+          <w:color w:val="B8730A"/>
+        </w:rPr>
+        <w:t xml:space="preserve">TIP  </w:t>
+      </w:r>
+      <w:r>
+        <w:t xml:space="preserve">No comparta su usuario: cada vendedor debe tener el suyo, porque las ventas y la caja se registran por usuario.</w:t>
+      </w:r>
+    </w:p>
+    <w:p>
+      <w:pPr>
+        <w:pStyle w:val="Heading1"/>
+        <w:pageBreakBefore/>
+      </w:pPr>
+      <w:r>
+        <w:t xml:space="preserve">2. Pantalla Nueva Venta: buscar y agregar artículos</w:t>
+      </w:r>
+    </w:p>
+    <w:p>
+      <w:pPr>
+        <w:spacing w:after="200"/>
+      </w:pPr>
+      <w:r>
+        <w:t xml:space="preserve">La pantalla «Nueva venta» es el punto de venta (POS). Permite buscar artículos por código, por nombre o con lector de código de barras.</w:t>
+      </w:r>
+    </w:p>
+    <w:p>
+      <w:pPr>
+        <w:spacing w:after="200"/>
+        <w:jc w:val="center"/>
+      </w:pPr>
+      <w:r>
+        <w:drawing>
+          <wp:inline distT="0" distB="0" distL="0" distR="0">
+            <wp:extent cx="4457700" cy="2790825"/>
+            <wp:effectExtent t="0" r="0" b="0" l="0"/>
+            <wp:docPr id="1" name="ventas-02-nueva-venta" descr="Pantalla Nueva Venta: buscar y agregar artículos" title="ventas-02-nueva-venta"/>
+            <wp:cNvGraphicFramePr>
+              <a:graphicFrameLocks xmlns:a="http://schemas.openxmlformats.org/drawingml/2006/main" noChangeAspect="1"/>
+            </wp:cNvGraphicFramePr>
+            <a:graphic xmlns:a="http://schemas.openxmlformats.org/drawingml/2006/main">
+              <a:graphicData uri="http://schemas.openxmlformats.org/drawingml/2006/picture">
+                <pic:pic xmlns:pic="http://schemas.openxmlformats.org/drawingml/2006/picture">
+                  <pic:nvPicPr>
+                    <pic:cNvPr id="0" name="" descr=""/>
+                    <pic:cNvPicPr>
+                      <a:picLocks noChangeAspect="1" noChangeArrowheads="1"/>
+                    </pic:cNvPicPr>
+                  </pic:nvPicPr>
+                  <pic:blipFill>
+                    <a:blip r:embed="rId10" cstate="none"/>
+                    <a:srcRect/>
+                    <a:stretch>
+                      <a:fillRect/>
+                    </a:stretch>
+                  </pic:blipFill>
+                  <pic:spPr bwMode="auto">
+                    <a:xfrm>
+                      <a:off x="0" y="0"/>
+                      <a:ext cx="4457700" cy="2790825"/>
+                    </a:xfrm>
+                    <a:prstGeom prst="rect">
+                      <a:avLst/>
+                    </a:prstGeom>
+                  </pic:spPr>
+                </pic:pic>
+              </a:graphicData>
+            </a:graphic>
+          </wp:inline>
+        </w:drawing>
+      </w:r>
+    </w:p>
+    <w:p>
+      <w:pPr>
+        <w:pStyle w:val="ListParagraph"/>
+        <w:numPr>
+          <w:ilvl w:val="0"/>
+          <w:numId w:val="3"/>
+        </w:numPr>
+        <w:spacing w:after="100"/>
+      </w:pPr>
+      <w:r>
+        <w:t xml:space="preserve">Entre al menú «Nueva venta». El cursor queda en el campo de búsqueda: escanee el código de barras o escriba el código o nombre del artículo.</w:t>
+      </w:r>
+    </w:p>
+    <w:p>
+      <w:pPr>
+        <w:pStyle w:val="ListParagraph"/>
+        <w:numPr>
+          <w:ilvl w:val="0"/>
+          <w:numId w:val="3"/>
+        </w:numPr>
+        <w:spacing w:after="100"/>
+      </w:pPr>
+      <w:r>
+        <w:t xml:space="preserve">Seleccione el artículo en la lista de resultados. Se agrega al carrito con cantidad 1.</w:t>
+      </w:r>
+    </w:p>
+    <w:p>
+      <w:pPr>
+        <w:pStyle w:val="ListParagraph"/>
+        <w:numPr>
+          <w:ilvl w:val="0"/>
+          <w:numId w:val="3"/>
+        </w:numPr>
+        <w:spacing w:after="100"/>
+      </w:pPr>
+      <w:r>
+        <w:t xml:space="preserve">Para cambiar la cantidad, edite el número en la columna de cantidad. Para quitar un artículo, use el ícono de eliminar de esa fila.</w:t>
+      </w:r>
+    </w:p>
+    <w:p>
+      <w:pPr>
+        <w:pStyle w:val="ListParagraph"/>
+        <w:numPr>
+          <w:ilvl w:val="0"/>
+          <w:numId w:val="3"/>
+        </w:numPr>
+        <w:spacing w:after="100"/>
+      </w:pPr>
+      <w:r>
+        <w:t xml:space="preserve">El total se actualiza automáticamente a medida que agrega artículos.</w:t>
+      </w:r>
+    </w:p>
+    <w:p>
+      <w:pPr>
+        <w:pBdr>
+          <w:left w:val="single" w:color="B8730A" w:sz="12" w:space="8"/>
+        </w:pBdr>
+        <w:spacing w:after="100" w:before="160"/>
+      </w:pPr>
+      <w:r>
+        <w:rPr>
+          <w:b/>
+          <w:bCs/>
+          <w:color w:val="B8730A"/>
+        </w:rPr>
+        <w:t xml:space="preserve">TIP  </w:t>
+      </w:r>
+      <w:r>
+        <w:t xml:space="preserve">Si el artículo no aparece, verifique con el administrador si está cargado y publicado para su sucursal.</w:t>
+      </w:r>
+    </w:p>
+    <w:p>
+      <w:pPr>
+        <w:pStyle w:val="Heading1"/>
+        <w:pageBreakBefore/>
+      </w:pPr>
+      <w:r>
+        <w:t xml:space="preserve">3. Vender con código madre (color × talla)</w:t>
+      </w:r>
+    </w:p>
+    <w:p>
+      <w:pPr>
+        <w:spacing w:after="200"/>
+      </w:pPr>
+      <w:r>
+        <w:t xml:space="preserve">Los productos con variantes se manejan con un «código madre». Al seleccionarlo, se abre la tabla de variantes para cargar cantidades por cada combinación de color y talla.</w:t>
+      </w:r>
+    </w:p>
+    <w:p>
+      <w:pPr>
+        <w:spacing w:after="200"/>
+        <w:jc w:val="center"/>
+      </w:pPr>
+      <w:r>
+        <w:drawing>
+          <wp:inline distT="0" distB="0" distL="0" distR="0">
+            <wp:extent cx="4457700" cy="2790825"/>
+            <wp:effectExtent t="0" r="0" b="0" l="0"/>
+            <wp:docPr id="1" name="ventas-03-codigo-madre" descr="Vender con código madre (color × talla)" title="ventas-03-codigo-madre"/>
+            <wp:cNvGraphicFramePr>
+              <a:graphicFrameLocks xmlns:a="http://schemas.openxmlformats.org/drawingml/2006/main" noChangeAspect="1"/>
+            </wp:cNvGraphicFramePr>
+            <a:graphic xmlns:a="http://schemas.openxmlformats.org/drawingml/2006/main">
+              <a:graphicData uri="http://schemas.openxmlformats.org/drawingml/2006/picture">
+                <pic:pic xmlns:pic="http://schemas.openxmlformats.org/drawingml/2006/picture">
+                  <pic:nvPicPr>
+                    <pic:cNvPr id="0" name="" descr=""/>
+                    <pic:cNvPicPr>
+                      <a:picLocks noChangeAspect="1" noChangeArrowheads="1"/>
+                    </pic:cNvPicPr>
+                  </pic:nvPicPr>
+                  <pic:blipFill>
+                    <a:blip r:embed="rId11" cstate="none"/>
+                    <a:srcRect/>
+                    <a:stretch>
+                      <a:fillRect/>
+                    </a:stretch>
+                  </pic:blipFill>
+                  <pic:spPr bwMode="auto">
+                    <a:xfrm>
+                      <a:off x="0" y="0"/>
+                      <a:ext cx="4457700" cy="2790825"/>
+                    </a:xfrm>
+                    <a:prstGeom prst="rect">
+                      <a:avLst/>
+                    </a:prstGeom>
+                  </pic:spPr>
+                </pic:pic>
+              </a:graphicData>
+            </a:graphic>
+          </wp:inline>
+        </w:drawing>
+      </w:r>
+    </w:p>
+    <w:p>
+      <w:pPr>
+        <w:pStyle w:val="ListParagraph"/>
+        <w:numPr>
+          <w:ilvl w:val="0"/>
+          <w:numId w:val="4"/>
+        </w:numPr>
+        <w:spacing w:after="100"/>
+      </w:pPr>
+      <w:r>
+        <w:t xml:space="preserve">Busque el producto por su código madre o nombre y selecciónelo.</w:t>
+      </w:r>
+    </w:p>
+    <w:p>
+      <w:pPr>
+        <w:pStyle w:val="ListParagraph"/>
+        <w:numPr>
+          <w:ilvl w:val="0"/>
+          <w:numId w:val="4"/>
+        </w:numPr>
+        <w:spacing w:after="100"/>
+      </w:pPr>
+      <w:r>
+        <w:t xml:space="preserve">En la tabla de variantes (colores en filas, tallas en columnas) escriba la cantidad de cada combinación que lleva el cliente.</w:t>
+      </w:r>
+    </w:p>
+    <w:p>
+      <w:pPr>
+        <w:pStyle w:val="ListParagraph"/>
+        <w:numPr>
+          <w:ilvl w:val="0"/>
+          <w:numId w:val="4"/>
+        </w:numPr>
+        <w:spacing w:after="100"/>
+      </w:pPr>
+      <w:r>
+        <w:t xml:space="preserve">Confirme: las variantes se agregan a la venta. El sistema descuenta el stock de cada variante por separado.</w:t>
+      </w:r>
+    </w:p>
+    <w:p>
+      <w:pPr>
+        <w:pBdr>
+          <w:left w:val="single" w:color="B8730A" w:sz="12" w:space="8"/>
+        </w:pBdr>
+        <w:spacing w:after="100" w:before="160"/>
+      </w:pPr>
+      <w:r>
+        <w:rPr>
+          <w:b/>
+          <w:bCs/>
+          <w:color w:val="B8730A"/>
+        </w:rPr>
+        <w:t xml:space="preserve">TIP  </w:t>
+      </w:r>
+      <w:r>
+        <w:t xml:space="preserve">Aunque una variante figure sin stock, la venta no se bloquea: el stock puede quedar negativo y se corrige luego con un ajuste.</w:t>
+      </w:r>
+    </w:p>
+    <w:p>
+      <w:pPr>
+        <w:pStyle w:val="Heading1"/>
+        <w:pageBreakBefore/>
+      </w:pPr>
+      <w:r>
+        <w:t xml:space="preserve">4. Niveles de precio, descuentos y promociones</w:t>
+      </w:r>
+    </w:p>
+    <w:p>
+      <w:pPr>
+        <w:spacing w:after="200"/>
+      </w:pPr>
+      <w:r>
+        <w:t xml:space="preserve">Cada artículo puede tener varios niveles de precio (por ejemplo: minorista, mayorista). Además se pueden aplicar descuentos y promociones en la venta.</w:t>
+      </w:r>
+    </w:p>
+    <w:p>
+      <w:pPr>
+        <w:spacing w:after="200"/>
+        <w:jc w:val="center"/>
+      </w:pPr>
+      <w:r>
+        <w:drawing>
+          <wp:inline distT="0" distB="0" distL="0" distR="0">
+            <wp:extent cx="4457700" cy="2790825"/>
+            <wp:effectExtent t="0" r="0" b="0" l="0"/>
+            <wp:docPr id="1" name="ventas-04-precios" descr="Niveles de precio, descuentos y promociones" title="ventas-04-precios"/>
+            <wp:cNvGraphicFramePr>
+              <a:graphicFrameLocks xmlns:a="http://schemas.openxmlformats.org/drawingml/2006/main" noChangeAspect="1"/>
+            </wp:cNvGraphicFramePr>
+            <a:graphic xmlns:a="http://schemas.openxmlformats.org/drawingml/2006/main">
+              <a:graphicData uri="http://schemas.openxmlformats.org/drawingml/2006/picture">
+                <pic:pic xmlns:pic="http://schemas.openxmlformats.org/drawingml/2006/picture">
+                  <pic:nvPicPr>
+                    <pic:cNvPr id="0" name="" descr=""/>
+                    <pic:cNvPicPr>
+                      <a:picLocks noChangeAspect="1" noChangeArrowheads="1"/>
+                    </pic:cNvPicPr>
+                  </pic:nvPicPr>
+                  <pic:blipFill>
+                    <a:blip r:embed="rId12" cstate="none"/>
+                    <a:srcRect/>
+                    <a:stretch>
+                      <a:fillRect/>
+                    </a:stretch>
+                  </pic:blipFill>
+                  <pic:spPr bwMode="auto">
+                    <a:xfrm>
+                      <a:off x="0" y="0"/>
+                      <a:ext cx="4457700" cy="2790825"/>
+                    </a:xfrm>
+                    <a:prstGeom prst="rect">
+                      <a:avLst/>
+                    </a:prstGeom>
+                  </pic:spPr>
+                </pic:pic>
+              </a:graphicData>
+            </a:graphic>
+          </wp:inline>
+        </w:drawing>
+      </w:r>
+    </w:p>
+    <w:p>
+      <w:pPr>
+        <w:pStyle w:val="ListParagraph"/>
+        <w:numPr>
+          <w:ilvl w:val="0"/>
+          <w:numId w:val="5"/>
+        </w:numPr>
+        <w:spacing w:after="100"/>
+      </w:pPr>
+      <w:r>
+        <w:t xml:space="preserve">En la venta, seleccione el tipo de precio que corresponde al cliente (si su rol lo permite).</w:t>
+      </w:r>
+    </w:p>
+    <w:p>
+      <w:pPr>
+        <w:pStyle w:val="ListParagraph"/>
+        <w:numPr>
+          <w:ilvl w:val="0"/>
+          <w:numId w:val="5"/>
+        </w:numPr>
+        <w:spacing w:after="100"/>
+      </w:pPr>
+      <w:r>
+        <w:t xml:space="preserve">Para aplicar un descuento, use el campo de descuento del artículo o del total, según lo habilitado por el administrador.</w:t>
+      </w:r>
+    </w:p>
+    <w:p>
+      <w:pPr>
+        <w:pStyle w:val="ListParagraph"/>
+        <w:numPr>
+          <w:ilvl w:val="0"/>
+          <w:numId w:val="5"/>
+        </w:numPr>
+        <w:spacing w:after="100"/>
+      </w:pPr>
+      <w:r>
+        <w:t xml:space="preserve">Las promociones activas (por ejemplo 2×1) se aplican automáticamente y los artículos bonificados aparecen marcados.</w:t>
+      </w:r>
+    </w:p>
+    <w:p>
+      <w:pPr>
+        <w:pStyle w:val="Heading1"/>
+        <w:pageBreakBefore/>
+      </w:pPr>
+      <w:r>
+        <w:t xml:space="preserve">5. Medios de pago y pago mixto</w:t>
+      </w:r>
+    </w:p>
+    <w:p>
+      <w:pPr>
+        <w:spacing w:after="200"/>
+      </w:pPr>
+      <w:r>
+        <w:t xml:space="preserve">Al generar la venta se elige el medio de pago: efectivo, QR de MercadoPago, cuenta corriente (crédito), saldo a favor, u otros configurados. También se puede dividir el pago entre varios medios.</w:t>
+      </w:r>
+    </w:p>
+    <w:p>
+      <w:pPr>
         <w:pBdr>
           <w:top w:val="dashed" w:color="B8730A" w:sz="6" w:space="8"/>
           <w:bottom w:val="dashed" w:color="B8730A" w:sz="6" w:space="8"/>
@@ -150,59 +641,72 @@
           <w:iCs/>
           <w:color w:val="B8730A"/>
         </w:rPr>
-        <w:t xml:space="preserve">Captura pendiente: ventas-01-login</w:t>
-      </w:r>
-    </w:p>
-    <w:p>
-      <w:pPr>
-        <w:pStyle w:val="ListParagraph"/>
-        <w:numPr>
-          <w:ilvl w:val="0"/>
-          <w:numId w:val="2"/>
-        </w:numPr>
-        <w:spacing w:after="100"/>
-      </w:pPr>
-      <w:r>
-        <w:t xml:space="preserve">Abra el navegador y entre a ventago.coolsistema.com. Ingrese su usuario y contraseña.</w:t>
-      </w:r>
-    </w:p>
-    <w:p>
-      <w:pPr>
-        <w:pStyle w:val="ListParagraph"/>
-        <w:numPr>
-          <w:ilvl w:val="0"/>
-          <w:numId w:val="2"/>
-        </w:numPr>
-        <w:spacing w:after="100"/>
-      </w:pPr>
-      <w:r>
-        <w:t xml:space="preserve">Si es la primera vez en esta PC, aparecerá el aviso de registro de terminal: elija la sucursal y la caja que corresponden a este puesto.</w:t>
-      </w:r>
-    </w:p>
-    <w:p>
-      <w:pPr>
-        <w:pStyle w:val="ListParagraph"/>
-        <w:numPr>
-          <w:ilvl w:val="0"/>
-          <w:numId w:val="2"/>
-        </w:numPr>
-        <w:spacing w:after="100"/>
-      </w:pPr>
-      <w:r>
-        <w:t xml:space="preserve">Si la conexión de internet es nueva, el sistema pedirá asociar la IP a una sucursal. Confirme con el administrador antes de registrar.</w:t>
-      </w:r>
-    </w:p>
-    <w:p>
-      <w:pPr>
-        <w:pStyle w:val="ListParagraph"/>
-        <w:numPr>
-          <w:ilvl w:val="0"/>
-          <w:numId w:val="2"/>
-        </w:numPr>
-        <w:spacing w:after="100"/>
-      </w:pPr>
-      <w:r>
-        <w:t xml:space="preserve">Si aparece el mensaje «Sesión expirada», significa que alguien inició sesión con su usuario en otro equipo. Vuelva a iniciar sesión; la otra sesión se cerrará automáticamente.</w:t>
+        <w:t xml:space="preserve">Captura pendiente: ventas-05-pagos</w:t>
+      </w:r>
+    </w:p>
+    <w:p>
+      <w:pPr>
+        <w:pStyle w:val="ListParagraph"/>
+        <w:numPr>
+          <w:ilvl w:val="0"/>
+          <w:numId w:val="6"/>
+        </w:numPr>
+        <w:spacing w:after="100"/>
+      </w:pPr>
+      <w:r>
+        <w:t xml:space="preserve">Presione «Generar venta». Se abre el modal de pago con el total.</w:t>
+      </w:r>
+    </w:p>
+    <w:p>
+      <w:pPr>
+        <w:pStyle w:val="ListParagraph"/>
+        <w:numPr>
+          <w:ilvl w:val="0"/>
+          <w:numId w:val="6"/>
+        </w:numPr>
+        <w:spacing w:after="100"/>
+      </w:pPr>
+      <w:r>
+        <w:t xml:space="preserve">Elija el medio de pago. Para efectivo, ingrese el monto recibido y el sistema calcula el vuelto.</w:t>
+      </w:r>
+    </w:p>
+    <w:p>
+      <w:pPr>
+        <w:pStyle w:val="ListParagraph"/>
+        <w:numPr>
+          <w:ilvl w:val="0"/>
+          <w:numId w:val="6"/>
+        </w:numPr>
+        <w:spacing w:after="100"/>
+      </w:pPr>
+      <w:r>
+        <w:t xml:space="preserve">Para QR MercadoPago, muestre el código al cliente y espere la confirmación automática del pago.</w:t>
+      </w:r>
+    </w:p>
+    <w:p>
+      <w:pPr>
+        <w:pStyle w:val="ListParagraph"/>
+        <w:numPr>
+          <w:ilvl w:val="0"/>
+          <w:numId w:val="6"/>
+        </w:numPr>
+        <w:spacing w:after="100"/>
+      </w:pPr>
+      <w:r>
+        <w:t xml:space="preserve">Para pago mixto, cargue un monto por cada medio hasta cubrir el total.</w:t>
+      </w:r>
+    </w:p>
+    <w:p>
+      <w:pPr>
+        <w:pStyle w:val="ListParagraph"/>
+        <w:numPr>
+          <w:ilvl w:val="0"/>
+          <w:numId w:val="6"/>
+        </w:numPr>
+        <w:spacing w:after="100"/>
+      </w:pPr>
+      <w:r>
+        <w:t xml:space="preserve">Para venta a cuenta corriente (crédito), seleccione el cliente registrado; la deuda queda asociada a su cuenta.</w:t>
       </w:r>
     </w:p>
     <w:p>
@@ -221,7 +725,7 @@
         <w:t xml:space="preserve">TIP  </w:t>
       </w:r>
       <w:r>
-        <w:t xml:space="preserve">No comparta su usuario: cada vendedor debe tener el suyo, porque las ventas y la caja se registran por usuario.</w:t>
+        <w:t xml:space="preserve">El ticket se imprime automáticamente si la comandera está configurada (vea el tema de impresión).</w:t>
       </w:r>
     </w:p>
     <w:p>
@@ -230,7 +734,7 @@
         <w:pageBreakBefore/>
       </w:pPr>
       <w:r>
-        <w:t xml:space="preserve">2. Pantalla Nueva Venta: buscar y agregar artículos</w:t>
+        <w:t xml:space="preserve">6. Suspender y retomar una venta</w:t>
       </w:r>
     </w:p>
     <w:p>
@@ -238,7 +742,377 @@
         <w:spacing w:after="200"/>
       </w:pPr>
       <w:r>
-        <w:t xml:space="preserve">La pantalla «Nueva venta» es el punto de venta (POS). Permite buscar artículos por código, por nombre o con lector de código de barras.</w:t>
+        <w:t xml:space="preserve">Si el cliente necesita interrumpir la compra (por ejemplo, va a buscar otro producto), la venta puede suspenderse y retomarse después sin perder los artículos cargados.</w:t>
+      </w:r>
+    </w:p>
+    <w:p>
+      <w:pPr>
+        <w:spacing w:after="200"/>
+        <w:jc w:val="center"/>
+      </w:pPr>
+      <w:r>
+        <w:drawing>
+          <wp:inline distT="0" distB="0" distL="0" distR="0">
+            <wp:extent cx="4457700" cy="2790825"/>
+            <wp:effectExtent t="0" r="0" b="0" l="0"/>
+            <wp:docPr id="1" name="ventas-06-suspender" descr="Suspender y retomar una venta" title="ventas-06-suspender"/>
+            <wp:cNvGraphicFramePr>
+              <a:graphicFrameLocks xmlns:a="http://schemas.openxmlformats.org/drawingml/2006/main" noChangeAspect="1"/>
+            </wp:cNvGraphicFramePr>
+            <a:graphic xmlns:a="http://schemas.openxmlformats.org/drawingml/2006/main">
+              <a:graphicData uri="http://schemas.openxmlformats.org/drawingml/2006/picture">
+                <pic:pic xmlns:pic="http://schemas.openxmlformats.org/drawingml/2006/picture">
+                  <pic:nvPicPr>
+                    <pic:cNvPr id="0" name="" descr=""/>
+                    <pic:cNvPicPr>
+                      <a:picLocks noChangeAspect="1" noChangeArrowheads="1"/>
+                    </pic:cNvPicPr>
+                  </pic:nvPicPr>
+                  <pic:blipFill>
+                    <a:blip r:embed="rId13" cstate="none"/>
+                    <a:srcRect/>
+                    <a:stretch>
+                      <a:fillRect/>
+                    </a:stretch>
+                  </pic:blipFill>
+                  <pic:spPr bwMode="auto">
+                    <a:xfrm>
+                      <a:off x="0" y="0"/>
+                      <a:ext cx="4457700" cy="2790825"/>
+                    </a:xfrm>
+                    <a:prstGeom prst="rect">
+                      <a:avLst/>
+                    </a:prstGeom>
+                  </pic:spPr>
+                </pic:pic>
+              </a:graphicData>
+            </a:graphic>
+          </wp:inline>
+        </w:drawing>
+      </w:r>
+    </w:p>
+    <w:p>
+      <w:pPr>
+        <w:pStyle w:val="ListParagraph"/>
+        <w:numPr>
+          <w:ilvl w:val="0"/>
+          <w:numId w:val="7"/>
+        </w:numPr>
+        <w:spacing w:after="100"/>
+      </w:pPr>
+      <w:r>
+        <w:t xml:space="preserve">Con artículos en el carrito, presione «Suspender venta». La venta queda guardada en la lista de suspendidas.</w:t>
+      </w:r>
+    </w:p>
+    <w:p>
+      <w:pPr>
+        <w:pStyle w:val="ListParagraph"/>
+        <w:numPr>
+          <w:ilvl w:val="0"/>
+          <w:numId w:val="7"/>
+        </w:numPr>
+        <w:spacing w:after="100"/>
+      </w:pPr>
+      <w:r>
+        <w:t xml:space="preserve">Para retomarla, abra la lista de ventas suspendidas y seleccione la venta. Los artículos vuelven al carrito.</w:t>
+      </w:r>
+    </w:p>
+    <w:p>
+      <w:pPr>
+        <w:pStyle w:val="ListParagraph"/>
+        <w:numPr>
+          <w:ilvl w:val="0"/>
+          <w:numId w:val="7"/>
+        </w:numPr>
+        <w:spacing w:after="100"/>
+      </w:pPr>
+      <w:r>
+        <w:t xml:space="preserve">Complete la venta normalmente con «Generar venta».</w:t>
+      </w:r>
+    </w:p>
+    <w:p>
+      <w:pPr>
+        <w:pStyle w:val="Heading1"/>
+        <w:pageBreakBefore/>
+      </w:pPr>
+      <w:r>
+        <w:t xml:space="preserve">7. Historial: anular, devolver y reimprimir</w:t>
+      </w:r>
+    </w:p>
+    <w:p>
+      <w:pPr>
+        <w:spacing w:after="200"/>
+      </w:pPr>
+      <w:r>
+        <w:t xml:space="preserve">El menú «Ventas» muestra el historial. Desde ahí se puede ver el detalle, anular una venta, registrar devoluciones y reimprimir tickets.</w:t>
+      </w:r>
+    </w:p>
+    <w:p>
+      <w:pPr>
+        <w:spacing w:after="200"/>
+        <w:jc w:val="center"/>
+      </w:pPr>
+      <w:r>
+        <w:drawing>
+          <wp:inline distT="0" distB="0" distL="0" distR="0">
+            <wp:extent cx="4457700" cy="2790825"/>
+            <wp:effectExtent t="0" r="0" b="0" l="0"/>
+            <wp:docPr id="1" name="ventas-07-historial" descr="Historial: anular, devolver y reimprimir" title="ventas-07-historial"/>
+            <wp:cNvGraphicFramePr>
+              <a:graphicFrameLocks xmlns:a="http://schemas.openxmlformats.org/drawingml/2006/main" noChangeAspect="1"/>
+            </wp:cNvGraphicFramePr>
+            <a:graphic xmlns:a="http://schemas.openxmlformats.org/drawingml/2006/main">
+              <a:graphicData uri="http://schemas.openxmlformats.org/drawingml/2006/picture">
+                <pic:pic xmlns:pic="http://schemas.openxmlformats.org/drawingml/2006/picture">
+                  <pic:nvPicPr>
+                    <pic:cNvPr id="0" name="" descr=""/>
+                    <pic:cNvPicPr>
+                      <a:picLocks noChangeAspect="1" noChangeArrowheads="1"/>
+                    </pic:cNvPicPr>
+                  </pic:nvPicPr>
+                  <pic:blipFill>
+                    <a:blip r:embed="rId14" cstate="none"/>
+                    <a:srcRect/>
+                    <a:stretch>
+                      <a:fillRect/>
+                    </a:stretch>
+                  </pic:blipFill>
+                  <pic:spPr bwMode="auto">
+                    <a:xfrm>
+                      <a:off x="0" y="0"/>
+                      <a:ext cx="4457700" cy="2790825"/>
+                    </a:xfrm>
+                    <a:prstGeom prst="rect">
+                      <a:avLst/>
+                    </a:prstGeom>
+                  </pic:spPr>
+                </pic:pic>
+              </a:graphicData>
+            </a:graphic>
+          </wp:inline>
+        </w:drawing>
+      </w:r>
+    </w:p>
+    <w:p>
+      <w:pPr>
+        <w:pStyle w:val="ListParagraph"/>
+        <w:numPr>
+          <w:ilvl w:val="0"/>
+          <w:numId w:val="8"/>
+        </w:numPr>
+        <w:spacing w:after="100"/>
+      </w:pPr>
+      <w:r>
+        <w:t xml:space="preserve">Entre al menú «Ventas» y filtre por fecha, sucursal o vendedor para encontrar la operación.</w:t>
+      </w:r>
+    </w:p>
+    <w:p>
+      <w:pPr>
+        <w:pStyle w:val="ListParagraph"/>
+        <w:numPr>
+          <w:ilvl w:val="0"/>
+          <w:numId w:val="8"/>
+        </w:numPr>
+        <w:spacing w:after="100"/>
+      </w:pPr>
+      <w:r>
+        <w:t xml:space="preserve">Abra el detalle para ver artículos, pagos y estado de la venta.</w:t>
+      </w:r>
+    </w:p>
+    <w:p>
+      <w:pPr>
+        <w:pStyle w:val="ListParagraph"/>
+        <w:numPr>
+          <w:ilvl w:val="0"/>
+          <w:numId w:val="8"/>
+        </w:numPr>
+        <w:spacing w:after="100"/>
+      </w:pPr>
+      <w:r>
+        <w:t xml:space="preserve">Para anular o devolver, use la acción correspondiente; el stock se reintegra automáticamente.</w:t>
+      </w:r>
+    </w:p>
+    <w:p>
+      <w:pPr>
+        <w:pStyle w:val="ListParagraph"/>
+        <w:numPr>
+          <w:ilvl w:val="0"/>
+          <w:numId w:val="8"/>
+        </w:numPr>
+        <w:spacing w:after="100"/>
+      </w:pPr>
+      <w:r>
+        <w:t xml:space="preserve">Para reimprimir el ticket, use el botón de impresión de la fila.</w:t>
+      </w:r>
+    </w:p>
+    <w:p>
+      <w:pPr>
+        <w:pBdr>
+          <w:left w:val="single" w:color="B8730A" w:sz="12" w:space="8"/>
+        </w:pBdr>
+        <w:spacing w:after="100" w:before="160"/>
+      </w:pPr>
+      <w:r>
+        <w:rPr>
+          <w:b/>
+          <w:bCs/>
+          <w:color w:val="B8730A"/>
+        </w:rPr>
+        <w:t xml:space="preserve">TIP  </w:t>
+      </w:r>
+      <w:r>
+        <w:t xml:space="preserve">Las anulaciones pueden requerir permiso de administrador según la configuración de su tienda.</w:t>
+      </w:r>
+    </w:p>
+    <w:p>
+      <w:pPr>
+        <w:pStyle w:val="Heading1"/>
+        <w:pageBreakBefore/>
+      </w:pPr>
+      <w:r>
+        <w:t xml:space="preserve">8. Apertura y cierre de caja</w:t>
+      </w:r>
+    </w:p>
+    <w:p>
+      <w:pPr>
+        <w:spacing w:after="200"/>
+      </w:pPr>
+      <w:r>
+        <w:t xml:space="preserve">La caja registra todo el movimiento de dinero del turno: apertura con monto inicial, ventas, gastos, retiros y cierre con arqueo.</w:t>
+      </w:r>
+    </w:p>
+    <w:p>
+      <w:pPr>
+        <w:spacing w:after="200"/>
+        <w:jc w:val="center"/>
+      </w:pPr>
+      <w:r>
+        <w:drawing>
+          <wp:inline distT="0" distB="0" distL="0" distR="0">
+            <wp:extent cx="4457700" cy="2790825"/>
+            <wp:effectExtent t="0" r="0" b="0" l="0"/>
+            <wp:docPr id="1" name="ventas-08-caja" descr="Apertura y cierre de caja" title="ventas-08-caja"/>
+            <wp:cNvGraphicFramePr>
+              <a:graphicFrameLocks xmlns:a="http://schemas.openxmlformats.org/drawingml/2006/main" noChangeAspect="1"/>
+            </wp:cNvGraphicFramePr>
+            <a:graphic xmlns:a="http://schemas.openxmlformats.org/drawingml/2006/main">
+              <a:graphicData uri="http://schemas.openxmlformats.org/drawingml/2006/picture">
+                <pic:pic xmlns:pic="http://schemas.openxmlformats.org/drawingml/2006/picture">
+                  <pic:nvPicPr>
+                    <pic:cNvPr id="0" name="" descr=""/>
+                    <pic:cNvPicPr>
+                      <a:picLocks noChangeAspect="1" noChangeArrowheads="1"/>
+                    </pic:cNvPicPr>
+                  </pic:nvPicPr>
+                  <pic:blipFill>
+                    <a:blip r:embed="rId15" cstate="none"/>
+                    <a:srcRect/>
+                    <a:stretch>
+                      <a:fillRect/>
+                    </a:stretch>
+                  </pic:blipFill>
+                  <pic:spPr bwMode="auto">
+                    <a:xfrm>
+                      <a:off x="0" y="0"/>
+                      <a:ext cx="4457700" cy="2790825"/>
+                    </a:xfrm>
+                    <a:prstGeom prst="rect">
+                      <a:avLst/>
+                    </a:prstGeom>
+                  </pic:spPr>
+                </pic:pic>
+              </a:graphicData>
+            </a:graphic>
+          </wp:inline>
+        </w:drawing>
+      </w:r>
+    </w:p>
+    <w:p>
+      <w:pPr>
+        <w:pStyle w:val="ListParagraph"/>
+        <w:numPr>
+          <w:ilvl w:val="0"/>
+          <w:numId w:val="9"/>
+        </w:numPr>
+        <w:spacing w:after="100"/>
+      </w:pPr>
+      <w:r>
+        <w:t xml:space="preserve">Al comenzar el turno, abra la caja desde el menú «Caja» ingresando el monto inicial (fondo de caja).</w:t>
+      </w:r>
+    </w:p>
+    <w:p>
+      <w:pPr>
+        <w:pStyle w:val="ListParagraph"/>
+        <w:numPr>
+          <w:ilvl w:val="0"/>
+          <w:numId w:val="9"/>
+        </w:numPr>
+        <w:spacing w:after="100"/>
+      </w:pPr>
+      <w:r>
+        <w:t xml:space="preserve">Durante el día, las ventas en efectivo se suman automáticamente. Registre también gastos o retiros si corresponde.</w:t>
+      </w:r>
+    </w:p>
+    <w:p>
+      <w:pPr>
+        <w:pStyle w:val="ListParagraph"/>
+        <w:numPr>
+          <w:ilvl w:val="0"/>
+          <w:numId w:val="9"/>
+        </w:numPr>
+        <w:spacing w:after="100"/>
+      </w:pPr>
+      <w:r>
+        <w:t xml:space="preserve">Al cerrar, cuente el efectivo físico y cargue el monto: el sistema muestra la diferencia contra lo esperado.</w:t>
+      </w:r>
+    </w:p>
+    <w:p>
+      <w:pPr>
+        <w:pStyle w:val="ListParagraph"/>
+        <w:numPr>
+          <w:ilvl w:val="0"/>
+          <w:numId w:val="9"/>
+        </w:numPr>
+        <w:spacing w:after="100"/>
+      </w:pPr>
+      <w:r>
+        <w:t xml:space="preserve">El sobrante que se retira puede transferirse a la caja fuerte, donde queda registrado.</w:t>
+      </w:r>
+    </w:p>
+    <w:p>
+      <w:pPr>
+        <w:pBdr>
+          <w:left w:val="single" w:color="B8730A" w:sz="12" w:space="8"/>
+        </w:pBdr>
+        <w:spacing w:after="100" w:before="160"/>
+      </w:pPr>
+      <w:r>
+        <w:rPr>
+          <w:b/>
+          <w:bCs/>
+          <w:color w:val="B8730A"/>
+        </w:rPr>
+        <w:t xml:space="preserve">TIP  </w:t>
+      </w:r>
+      <w:r>
+        <w:t xml:space="preserve">El menú «Control de caja» permite al encargado revisar aperturas, cierres y diferencias de todas las cajas.</w:t>
+      </w:r>
+    </w:p>
+    <w:p>
+      <w:pPr>
+        <w:pStyle w:val="Heading1"/>
+        <w:pageBreakBefore/>
+      </w:pPr>
+      <w:r>
+        <w:t xml:space="preserve">9. Modo restaurante: salón y mesas</w:t>
+      </w:r>
+    </w:p>
+    <w:p>
+      <w:pPr>
+        <w:spacing w:after="200"/>
+      </w:pPr>
+      <w:r>
+        <w:t xml:space="preserve">En tiendas con modo restaurante, la venta se organiza por mesas en el plano del salón. Los colores indican el estado: libre, ocupada o por cobrar.</w:t>
       </w:r>
     </w:p>
     <w:p>
@@ -256,59 +1130,59 @@
           <w:iCs/>
           <w:color w:val="B8730A"/>
         </w:rPr>
-        <w:t xml:space="preserve">Captura pendiente: ventas-02-nueva-venta</w:t>
-      </w:r>
-    </w:p>
-    <w:p>
-      <w:pPr>
-        <w:pStyle w:val="ListParagraph"/>
-        <w:numPr>
-          <w:ilvl w:val="0"/>
-          <w:numId w:val="3"/>
-        </w:numPr>
-        <w:spacing w:after="100"/>
-      </w:pPr>
-      <w:r>
-        <w:t xml:space="preserve">Entre al menú «Nueva venta». El cursor queda en el campo de búsqueda: escanee el código de barras o escriba el código o nombre del artículo.</w:t>
-      </w:r>
-    </w:p>
-    <w:p>
-      <w:pPr>
-        <w:pStyle w:val="ListParagraph"/>
-        <w:numPr>
-          <w:ilvl w:val="0"/>
-          <w:numId w:val="3"/>
-        </w:numPr>
-        <w:spacing w:after="100"/>
-      </w:pPr>
-      <w:r>
-        <w:t xml:space="preserve">Seleccione el artículo en la lista de resultados. Se agrega al carrito con cantidad 1.</w:t>
-      </w:r>
-    </w:p>
-    <w:p>
-      <w:pPr>
-        <w:pStyle w:val="ListParagraph"/>
-        <w:numPr>
-          <w:ilvl w:val="0"/>
-          <w:numId w:val="3"/>
-        </w:numPr>
-        <w:spacing w:after="100"/>
-      </w:pPr>
-      <w:r>
-        <w:t xml:space="preserve">Para cambiar la cantidad, edite el número en la columna de cantidad. Para quitar un artículo, use el ícono de eliminar de esa fila.</w:t>
-      </w:r>
-    </w:p>
-    <w:p>
-      <w:pPr>
-        <w:pStyle w:val="ListParagraph"/>
-        <w:numPr>
-          <w:ilvl w:val="0"/>
-          <w:numId w:val="3"/>
-        </w:numPr>
-        <w:spacing w:after="100"/>
-      </w:pPr>
-      <w:r>
-        <w:t xml:space="preserve">El total se actualiza automáticamente a medida que agrega artículos.</w:t>
+        <w:t xml:space="preserve">Captura pendiente: ventas-09-restaurante</w:t>
+      </w:r>
+    </w:p>
+    <w:p>
+      <w:pPr>
+        <w:pStyle w:val="ListParagraph"/>
+        <w:numPr>
+          <w:ilvl w:val="0"/>
+          <w:numId w:val="10"/>
+        </w:numPr>
+        <w:spacing w:after="100"/>
+      </w:pPr>
+      <w:r>
+        <w:t xml:space="preserve">Al entrar a «Nueva venta» en una tienda restaurante se abre el salón con las mesas.</w:t>
+      </w:r>
+    </w:p>
+    <w:p>
+      <w:pPr>
+        <w:pStyle w:val="ListParagraph"/>
+        <w:numPr>
+          <w:ilvl w:val="0"/>
+          <w:numId w:val="10"/>
+        </w:numPr>
+        <w:spacing w:after="100"/>
+      </w:pPr>
+      <w:r>
+        <w:t xml:space="preserve">Toque una mesa libre u ocupada para tomar o modificar el pedido (comanda). El pedido se envía a la comandera de cocina.</w:t>
+      </w:r>
+    </w:p>
+    <w:p>
+      <w:pPr>
+        <w:pStyle w:val="ListParagraph"/>
+        <w:numPr>
+          <w:ilvl w:val="0"/>
+          <w:numId w:val="10"/>
+        </w:numPr>
+        <w:spacing w:after="100"/>
+      </w:pPr>
+      <w:r>
+        <w:t xml:space="preserve">Cuando la comida sale, marque «Servido». La mesa pasa a «Por cobrar» y muestra el tiempo de espera del pago.</w:t>
+      </w:r>
+    </w:p>
+    <w:p>
+      <w:pPr>
+        <w:pStyle w:val="ListParagraph"/>
+        <w:numPr>
+          <w:ilvl w:val="0"/>
+          <w:numId w:val="10"/>
+        </w:numPr>
+        <w:spacing w:after="100"/>
+      </w:pPr>
+      <w:r>
+        <w:t xml:space="preserve">Toque la mesa en rojo para cobrar. Se puede unir el pago de varias mesas si el cliente lo pide.</w:t>
       </w:r>
     </w:p>
     <w:p>
@@ -327,7 +1201,7 @@
         <w:t xml:space="preserve">TIP  </w:t>
       </w:r>
       <w:r>
-        <w:t xml:space="preserve">Si el artículo no aparece, verifique con el administrador si está cargado y publicado para su sucursal.</w:t>
+        <w:t xml:space="preserve">El panel derecho «Resumen» muestra mesas activas, platos por servir y montos en tiempo real.</w:t>
       </w:r>
     </w:p>
     <w:p>
@@ -336,7 +1210,7 @@
         <w:pageBreakBefore/>
       </w:pPr>
       <w:r>
-        <w:t xml:space="preserve">3. Vender con código madre (color × talla)</w:t>
+        <w:t xml:space="preserve">10. Impresión de tickets (comandera)</w:t>
       </w:r>
     </w:p>
     <w:p>
@@ -344,703 +1218,53 @@
         <w:spacing w:after="200"/>
       </w:pPr>
       <w:r>
-        <w:t xml:space="preserve">Los productos con variantes se manejan con un «código madre». Al seleccionarlo, se abre la tabla de variantes para cargar cantidades por cada combinación de color y talla.</w:t>
-      </w:r>
-    </w:p>
-    <w:p>
-      <w:pPr>
-        <w:pBdr>
-          <w:top w:val="dashed" w:color="B8730A" w:sz="6" w:space="8"/>
-          <w:bottom w:val="dashed" w:color="B8730A" w:sz="6" w:space="8"/>
-        </w:pBdr>
-        <w:spacing w:after="200" w:before="120"/>
+        <w:t xml:space="preserve">La impresión usa el agente de impresión instalado en una PC de la sucursal. Cada terminal puede tener asignada su propia impresora.</w:t>
+      </w:r>
+    </w:p>
+    <w:p>
+      <w:pPr>
+        <w:spacing w:after="200"/>
         <w:jc w:val="center"/>
       </w:pPr>
       <w:r>
-        <w:rPr>
-          <w:i/>
-          <w:iCs/>
-          <w:color w:val="B8730A"/>
-        </w:rPr>
-        <w:t xml:space="preserve">Captura pendiente: ventas-03-codigo-madre</w:t>
-      </w:r>
-    </w:p>
-    <w:p>
-      <w:pPr>
-        <w:pStyle w:val="ListParagraph"/>
-        <w:numPr>
-          <w:ilvl w:val="0"/>
-          <w:numId w:val="4"/>
-        </w:numPr>
-        <w:spacing w:after="100"/>
-      </w:pPr>
-      <w:r>
-        <w:t xml:space="preserve">Busque el producto por su código madre o nombre y selecciónelo.</w:t>
-      </w:r>
-    </w:p>
-    <w:p>
-      <w:pPr>
-        <w:pStyle w:val="ListParagraph"/>
-        <w:numPr>
-          <w:ilvl w:val="0"/>
-          <w:numId w:val="4"/>
-        </w:numPr>
-        <w:spacing w:after="100"/>
-      </w:pPr>
-      <w:r>
-        <w:t xml:space="preserve">En la tabla de variantes (colores en filas, tallas en columnas) escriba la cantidad de cada combinación que lleva el cliente.</w:t>
-      </w:r>
-    </w:p>
-    <w:p>
-      <w:pPr>
-        <w:pStyle w:val="ListParagraph"/>
-        <w:numPr>
-          <w:ilvl w:val="0"/>
-          <w:numId w:val="4"/>
-        </w:numPr>
-        <w:spacing w:after="100"/>
-      </w:pPr>
-      <w:r>
-        <w:t xml:space="preserve">Confirme: las variantes se agregan a la venta. El sistema descuenta el stock de cada variante por separado.</w:t>
-      </w:r>
-    </w:p>
-    <w:p>
-      <w:pPr>
-        <w:pBdr>
-          <w:left w:val="single" w:color="B8730A" w:sz="12" w:space="8"/>
-        </w:pBdr>
-        <w:spacing w:after="100" w:before="160"/>
-      </w:pPr>
-      <w:r>
-        <w:rPr>
-          <w:b/>
-          <w:bCs/>
-          <w:color w:val="B8730A"/>
-        </w:rPr>
-        <w:t xml:space="preserve">TIP  </w:t>
-      </w:r>
-      <w:r>
-        <w:t xml:space="preserve">Aunque una variante figure sin stock, la venta no se bloquea: el stock puede quedar negativo y se corrige luego con un ajuste.</w:t>
-      </w:r>
-    </w:p>
-    <w:p>
-      <w:pPr>
-        <w:pStyle w:val="Heading1"/>
-        <w:pageBreakBefore/>
-      </w:pPr>
-      <w:r>
-        <w:t xml:space="preserve">4. Niveles de precio, descuentos y promociones</w:t>
-      </w:r>
-    </w:p>
-    <w:p>
-      <w:pPr>
-        <w:spacing w:after="200"/>
-      </w:pPr>
-      <w:r>
-        <w:t xml:space="preserve">Cada artículo puede tener varios niveles de precio (por ejemplo: minorista, mayorista). Además se pueden aplicar descuentos y promociones en la venta.</w:t>
-      </w:r>
-    </w:p>
-    <w:p>
-      <w:pPr>
-        <w:pBdr>
-          <w:top w:val="dashed" w:color="B8730A" w:sz="6" w:space="8"/>
-          <w:bottom w:val="dashed" w:color="B8730A" w:sz="6" w:space="8"/>
-        </w:pBdr>
-        <w:spacing w:after="200" w:before="120"/>
-        <w:jc w:val="center"/>
-      </w:pPr>
-      <w:r>
-        <w:rPr>
-          <w:i/>
-          <w:iCs/>
-          <w:color w:val="B8730A"/>
-        </w:rPr>
-        <w:t xml:space="preserve">Captura pendiente: ventas-04-precios</w:t>
-      </w:r>
-    </w:p>
-    <w:p>
-      <w:pPr>
-        <w:pStyle w:val="ListParagraph"/>
-        <w:numPr>
-          <w:ilvl w:val="0"/>
-          <w:numId w:val="5"/>
-        </w:numPr>
-        <w:spacing w:after="100"/>
-      </w:pPr>
-      <w:r>
-        <w:t xml:space="preserve">En la venta, seleccione el tipo de precio que corresponde al cliente (si su rol lo permite).</w:t>
-      </w:r>
-    </w:p>
-    <w:p>
-      <w:pPr>
-        <w:pStyle w:val="ListParagraph"/>
-        <w:numPr>
-          <w:ilvl w:val="0"/>
-          <w:numId w:val="5"/>
-        </w:numPr>
-        <w:spacing w:after="100"/>
-      </w:pPr>
-      <w:r>
-        <w:t xml:space="preserve">Para aplicar un descuento, use el campo de descuento del artículo o del total, según lo habilitado por el administrador.</w:t>
-      </w:r>
-    </w:p>
-    <w:p>
-      <w:pPr>
-        <w:pStyle w:val="ListParagraph"/>
-        <w:numPr>
-          <w:ilvl w:val="0"/>
-          <w:numId w:val="5"/>
-        </w:numPr>
-        <w:spacing w:after="100"/>
-      </w:pPr>
-      <w:r>
-        <w:t xml:space="preserve">Las promociones activas (por ejemplo 2×1) se aplican automáticamente y los artículos bonificados aparecen marcados.</w:t>
-      </w:r>
-    </w:p>
-    <w:p>
-      <w:pPr>
-        <w:pStyle w:val="Heading1"/>
-        <w:pageBreakBefore/>
-      </w:pPr>
-      <w:r>
-        <w:t xml:space="preserve">5. Medios de pago y pago mixto</w:t>
-      </w:r>
-    </w:p>
-    <w:p>
-      <w:pPr>
-        <w:spacing w:after="200"/>
-      </w:pPr>
-      <w:r>
-        <w:t xml:space="preserve">Al generar la venta se elige el medio de pago: efectivo, QR de MercadoPago, cuenta corriente (crédito), saldo a favor, u otros configurados. También se puede dividir el pago entre varios medios.</w:t>
-      </w:r>
-    </w:p>
-    <w:p>
-      <w:pPr>
-        <w:pBdr>
-          <w:top w:val="dashed" w:color="B8730A" w:sz="6" w:space="8"/>
-          <w:bottom w:val="dashed" w:color="B8730A" w:sz="6" w:space="8"/>
-        </w:pBdr>
-        <w:spacing w:after="200" w:before="120"/>
-        <w:jc w:val="center"/>
-      </w:pPr>
-      <w:r>
-        <w:rPr>
-          <w:i/>
-          <w:iCs/>
-          <w:color w:val="B8730A"/>
-        </w:rPr>
-        <w:t xml:space="preserve">Captura pendiente: ventas-05-pagos</w:t>
-      </w:r>
-    </w:p>
-    <w:p>
-      <w:pPr>
-        <w:pStyle w:val="ListParagraph"/>
-        <w:numPr>
-          <w:ilvl w:val="0"/>
-          <w:numId w:val="6"/>
-        </w:numPr>
-        <w:spacing w:after="100"/>
-      </w:pPr>
-      <w:r>
-        <w:t xml:space="preserve">Presione «Generar venta». Se abre el modal de pago con el total.</w:t>
-      </w:r>
-    </w:p>
-    <w:p>
-      <w:pPr>
-        <w:pStyle w:val="ListParagraph"/>
-        <w:numPr>
-          <w:ilvl w:val="0"/>
-          <w:numId w:val="6"/>
-        </w:numPr>
-        <w:spacing w:after="100"/>
-      </w:pPr>
-      <w:r>
-        <w:t xml:space="preserve">Elija el medio de pago. Para efectivo, ingrese el monto recibido y el sistema calcula el vuelto.</w:t>
-      </w:r>
-    </w:p>
-    <w:p>
-      <w:pPr>
-        <w:pStyle w:val="ListParagraph"/>
-        <w:numPr>
-          <w:ilvl w:val="0"/>
-          <w:numId w:val="6"/>
-        </w:numPr>
-        <w:spacing w:after="100"/>
-      </w:pPr>
-      <w:r>
-        <w:t xml:space="preserve">Para QR MercadoPago, muestre el código al cliente y espere la confirmación automática del pago.</w:t>
-      </w:r>
-    </w:p>
-    <w:p>
-      <w:pPr>
-        <w:pStyle w:val="ListParagraph"/>
-        <w:numPr>
-          <w:ilvl w:val="0"/>
-          <w:numId w:val="6"/>
-        </w:numPr>
-        <w:spacing w:after="100"/>
-      </w:pPr>
-      <w:r>
-        <w:t xml:space="preserve">Para pago mixto, cargue un monto por cada medio hasta cubrir el total.</w:t>
-      </w:r>
-    </w:p>
-    <w:p>
-      <w:pPr>
-        <w:pStyle w:val="ListParagraph"/>
-        <w:numPr>
-          <w:ilvl w:val="0"/>
-          <w:numId w:val="6"/>
-        </w:numPr>
-        <w:spacing w:after="100"/>
-      </w:pPr>
-      <w:r>
-        <w:t xml:space="preserve">Para venta a cuenta corriente (crédito), seleccione el cliente registrado; la deuda queda asociada a su cuenta.</w:t>
-      </w:r>
-    </w:p>
-    <w:p>
-      <w:pPr>
-        <w:pBdr>
-          <w:left w:val="single" w:color="B8730A" w:sz="12" w:space="8"/>
-        </w:pBdr>
-        <w:spacing w:after="100" w:before="160"/>
-      </w:pPr>
-      <w:r>
-        <w:rPr>
-          <w:b/>
-          <w:bCs/>
-          <w:color w:val="B8730A"/>
-        </w:rPr>
-        <w:t xml:space="preserve">TIP  </w:t>
-      </w:r>
-      <w:r>
-        <w:t xml:space="preserve">El ticket se imprime automáticamente si la comandera está configurada (vea el tema de impresión).</w:t>
-      </w:r>
-    </w:p>
-    <w:p>
-      <w:pPr>
-        <w:pStyle w:val="Heading1"/>
-        <w:pageBreakBefore/>
-      </w:pPr>
-      <w:r>
-        <w:t xml:space="preserve">6. Suspender y retomar una venta</w:t>
-      </w:r>
-    </w:p>
-    <w:p>
-      <w:pPr>
-        <w:spacing w:after="200"/>
-      </w:pPr>
-      <w:r>
-        <w:t xml:space="preserve">Si el cliente necesita interrumpir la compra (por ejemplo, va a buscar otro producto), la venta puede suspenderse y retomarse después sin perder los artículos cargados.</w:t>
-      </w:r>
-    </w:p>
-    <w:p>
-      <w:pPr>
-        <w:pBdr>
-          <w:top w:val="dashed" w:color="B8730A" w:sz="6" w:space="8"/>
-          <w:bottom w:val="dashed" w:color="B8730A" w:sz="6" w:space="8"/>
-        </w:pBdr>
-        <w:spacing w:after="200" w:before="120"/>
-        <w:jc w:val="center"/>
-      </w:pPr>
-      <w:r>
-        <w:rPr>
-          <w:i/>
-          <w:iCs/>
-          <w:color w:val="B8730A"/>
-        </w:rPr>
-        <w:t xml:space="preserve">Captura pendiente: ventas-06-suspender</w:t>
-      </w:r>
-    </w:p>
-    <w:p>
-      <w:pPr>
-        <w:pStyle w:val="ListParagraph"/>
-        <w:numPr>
-          <w:ilvl w:val="0"/>
-          <w:numId w:val="7"/>
-        </w:numPr>
-        <w:spacing w:after="100"/>
-      </w:pPr>
-      <w:r>
-        <w:t xml:space="preserve">Con artículos en el carrito, presione «Suspender venta». La venta queda guardada en la lista de suspendidas.</w:t>
-      </w:r>
-    </w:p>
-    <w:p>
-      <w:pPr>
-        <w:pStyle w:val="ListParagraph"/>
-        <w:numPr>
-          <w:ilvl w:val="0"/>
-          <w:numId w:val="7"/>
-        </w:numPr>
-        <w:spacing w:after="100"/>
-      </w:pPr>
-      <w:r>
-        <w:t xml:space="preserve">Para retomarla, abra la lista de ventas suspendidas y seleccione la venta. Los artículos vuelven al carrito.</w:t>
-      </w:r>
-    </w:p>
-    <w:p>
-      <w:pPr>
-        <w:pStyle w:val="ListParagraph"/>
-        <w:numPr>
-          <w:ilvl w:val="0"/>
-          <w:numId w:val="7"/>
-        </w:numPr>
-        <w:spacing w:after="100"/>
-      </w:pPr>
-      <w:r>
-        <w:t xml:space="preserve">Complete la venta normalmente con «Generar venta».</w:t>
-      </w:r>
-    </w:p>
-    <w:p>
-      <w:pPr>
-        <w:pStyle w:val="Heading1"/>
-        <w:pageBreakBefore/>
-      </w:pPr>
-      <w:r>
-        <w:t xml:space="preserve">7. Historial: anular, devolver y reimprimir</w:t>
-      </w:r>
-    </w:p>
-    <w:p>
-      <w:pPr>
-        <w:spacing w:after="200"/>
-      </w:pPr>
-      <w:r>
-        <w:t xml:space="preserve">El menú «Ventas» muestra el historial. Desde ahí se puede ver el detalle, anular una venta, registrar devoluciones y reimprimir tickets.</w:t>
-      </w:r>
-    </w:p>
-    <w:p>
-      <w:pPr>
-        <w:pBdr>
-          <w:top w:val="dashed" w:color="B8730A" w:sz="6" w:space="8"/>
-          <w:bottom w:val="dashed" w:color="B8730A" w:sz="6" w:space="8"/>
-        </w:pBdr>
-        <w:spacing w:after="200" w:before="120"/>
-        <w:jc w:val="center"/>
-      </w:pPr>
-      <w:r>
-        <w:rPr>
-          <w:i/>
-          <w:iCs/>
-          <w:color w:val="B8730A"/>
-        </w:rPr>
-        <w:t xml:space="preserve">Captura pendiente: ventas-07-historial</w:t>
-      </w:r>
-    </w:p>
-    <w:p>
-      <w:pPr>
-        <w:pStyle w:val="ListParagraph"/>
-        <w:numPr>
-          <w:ilvl w:val="0"/>
-          <w:numId w:val="8"/>
-        </w:numPr>
-        <w:spacing w:after="100"/>
-      </w:pPr>
-      <w:r>
-        <w:t xml:space="preserve">Entre al menú «Ventas» y filtre por fecha, sucursal o vendedor para encontrar la operación.</w:t>
-      </w:r>
-    </w:p>
-    <w:p>
-      <w:pPr>
-        <w:pStyle w:val="ListParagraph"/>
-        <w:numPr>
-          <w:ilvl w:val="0"/>
-          <w:numId w:val="8"/>
-        </w:numPr>
-        <w:spacing w:after="100"/>
-      </w:pPr>
-      <w:r>
-        <w:t xml:space="preserve">Abra el detalle para ver artículos, pagos y estado de la venta.</w:t>
-      </w:r>
-    </w:p>
-    <w:p>
-      <w:pPr>
-        <w:pStyle w:val="ListParagraph"/>
-        <w:numPr>
-          <w:ilvl w:val="0"/>
-          <w:numId w:val="8"/>
-        </w:numPr>
-        <w:spacing w:after="100"/>
-      </w:pPr>
-      <w:r>
-        <w:t xml:space="preserve">Para anular o devolver, use la acción correspondiente; el stock se reintegra automáticamente.</w:t>
-      </w:r>
-    </w:p>
-    <w:p>
-      <w:pPr>
-        <w:pStyle w:val="ListParagraph"/>
-        <w:numPr>
-          <w:ilvl w:val="0"/>
-          <w:numId w:val="8"/>
-        </w:numPr>
-        <w:spacing w:after="100"/>
-      </w:pPr>
-      <w:r>
-        <w:t xml:space="preserve">Para reimprimir el ticket, use el botón de impresión de la fila.</w:t>
-      </w:r>
-    </w:p>
-    <w:p>
-      <w:pPr>
-        <w:pBdr>
-          <w:left w:val="single" w:color="B8730A" w:sz="12" w:space="8"/>
-        </w:pBdr>
-        <w:spacing w:after="100" w:before="160"/>
-      </w:pPr>
-      <w:r>
-        <w:rPr>
-          <w:b/>
-          <w:bCs/>
-          <w:color w:val="B8730A"/>
-        </w:rPr>
-        <w:t xml:space="preserve">TIP  </w:t>
-      </w:r>
-      <w:r>
-        <w:t xml:space="preserve">Las anulaciones pueden requerir permiso de administrador según la configuración de su tienda.</w:t>
-      </w:r>
-    </w:p>
-    <w:p>
-      <w:pPr>
-        <w:pStyle w:val="Heading1"/>
-        <w:pageBreakBefore/>
-      </w:pPr>
-      <w:r>
-        <w:t xml:space="preserve">8. Apertura y cierre de caja</w:t>
-      </w:r>
-    </w:p>
-    <w:p>
-      <w:pPr>
-        <w:spacing w:after="200"/>
-      </w:pPr>
-      <w:r>
-        <w:t xml:space="preserve">La caja registra todo el movimiento de dinero del turno: apertura con monto inicial, ventas, gastos, retiros y cierre con arqueo.</w:t>
-      </w:r>
-    </w:p>
-    <w:p>
-      <w:pPr>
-        <w:pBdr>
-          <w:top w:val="dashed" w:color="B8730A" w:sz="6" w:space="8"/>
-          <w:bottom w:val="dashed" w:color="B8730A" w:sz="6" w:space="8"/>
-        </w:pBdr>
-        <w:spacing w:after="200" w:before="120"/>
-        <w:jc w:val="center"/>
-      </w:pPr>
-      <w:r>
-        <w:rPr>
-          <w:i/>
-          <w:iCs/>
-          <w:color w:val="B8730A"/>
-        </w:rPr>
-        <w:t xml:space="preserve">Captura pendiente: ventas-08-caja</w:t>
-      </w:r>
-    </w:p>
-    <w:p>
-      <w:pPr>
-        <w:pStyle w:val="ListParagraph"/>
-        <w:numPr>
-          <w:ilvl w:val="0"/>
-          <w:numId w:val="9"/>
-        </w:numPr>
-        <w:spacing w:after="100"/>
-      </w:pPr>
-      <w:r>
-        <w:t xml:space="preserve">Al comenzar el turno, abra la caja desde el menú «Caja» ingresando el monto inicial (fondo de caja).</w:t>
-      </w:r>
-    </w:p>
-    <w:p>
-      <w:pPr>
-        <w:pStyle w:val="ListParagraph"/>
-        <w:numPr>
-          <w:ilvl w:val="0"/>
-          <w:numId w:val="9"/>
-        </w:numPr>
-        <w:spacing w:after="100"/>
-      </w:pPr>
-      <w:r>
-        <w:t xml:space="preserve">Durante el día, las ventas en efectivo se suman automáticamente. Registre también gastos o retiros si corresponde.</w:t>
-      </w:r>
-    </w:p>
-    <w:p>
-      <w:pPr>
-        <w:pStyle w:val="ListParagraph"/>
-        <w:numPr>
-          <w:ilvl w:val="0"/>
-          <w:numId w:val="9"/>
-        </w:numPr>
-        <w:spacing w:after="100"/>
-      </w:pPr>
-      <w:r>
-        <w:t xml:space="preserve">Al cerrar, cuente el efectivo físico y cargue el monto: el sistema muestra la diferencia contra lo esperado.</w:t>
-      </w:r>
-    </w:p>
-    <w:p>
-      <w:pPr>
-        <w:pStyle w:val="ListParagraph"/>
-        <w:numPr>
-          <w:ilvl w:val="0"/>
-          <w:numId w:val="9"/>
-        </w:numPr>
-        <w:spacing w:after="100"/>
-      </w:pPr>
-      <w:r>
-        <w:t xml:space="preserve">El sobrante que se retira puede transferirse a la caja fuerte, donde queda registrado.</w:t>
-      </w:r>
-    </w:p>
-    <w:p>
-      <w:pPr>
-        <w:pBdr>
-          <w:left w:val="single" w:color="B8730A" w:sz="12" w:space="8"/>
-        </w:pBdr>
-        <w:spacing w:after="100" w:before="160"/>
-      </w:pPr>
-      <w:r>
-        <w:rPr>
-          <w:b/>
-          <w:bCs/>
-          <w:color w:val="B8730A"/>
-        </w:rPr>
-        <w:t xml:space="preserve">TIP  </w:t>
-      </w:r>
-      <w:r>
-        <w:t xml:space="preserve">El menú «Control de caja» permite al encargado revisar aperturas, cierres y diferencias de todas las cajas.</w:t>
-      </w:r>
-    </w:p>
-    <w:p>
-      <w:pPr>
-        <w:pStyle w:val="Heading1"/>
-        <w:pageBreakBefore/>
-      </w:pPr>
-      <w:r>
-        <w:t xml:space="preserve">9. Modo restaurante: salón y mesas</w:t>
-      </w:r>
-    </w:p>
-    <w:p>
-      <w:pPr>
-        <w:spacing w:after="200"/>
-      </w:pPr>
-      <w:r>
-        <w:t xml:space="preserve">En tiendas con modo restaurante, la venta se organiza por mesas en el plano del salón. Los colores indican el estado: libre, ocupada o por cobrar.</w:t>
-      </w:r>
-    </w:p>
-    <w:p>
-      <w:pPr>
-        <w:pBdr>
-          <w:top w:val="dashed" w:color="B8730A" w:sz="6" w:space="8"/>
-          <w:bottom w:val="dashed" w:color="B8730A" w:sz="6" w:space="8"/>
-        </w:pBdr>
-        <w:spacing w:after="200" w:before="120"/>
-        <w:jc w:val="center"/>
-      </w:pPr>
-      <w:r>
-        <w:rPr>
-          <w:i/>
-          <w:iCs/>
-          <w:color w:val="B8730A"/>
-        </w:rPr>
-        <w:t xml:space="preserve">Captura pendiente: ventas-09-restaurante</w:t>
-      </w:r>
-    </w:p>
-    <w:p>
-      <w:pPr>
-        <w:pStyle w:val="ListParagraph"/>
-        <w:numPr>
-          <w:ilvl w:val="0"/>
-          <w:numId w:val="10"/>
-        </w:numPr>
-        <w:spacing w:after="100"/>
-      </w:pPr>
-      <w:r>
-        <w:t xml:space="preserve">Al entrar a «Nueva venta» en una tienda restaurante se abre el salón con las mesas.</w:t>
-      </w:r>
-    </w:p>
-    <w:p>
-      <w:pPr>
-        <w:pStyle w:val="ListParagraph"/>
-        <w:numPr>
-          <w:ilvl w:val="0"/>
-          <w:numId w:val="10"/>
-        </w:numPr>
-        <w:spacing w:after="100"/>
-      </w:pPr>
-      <w:r>
-        <w:t xml:space="preserve">Toque una mesa libre u ocupada para tomar o modificar el pedido (comanda). El pedido se envía a la comandera de cocina.</w:t>
-      </w:r>
-    </w:p>
-    <w:p>
-      <w:pPr>
-        <w:pStyle w:val="ListParagraph"/>
-        <w:numPr>
-          <w:ilvl w:val="0"/>
-          <w:numId w:val="10"/>
-        </w:numPr>
-        <w:spacing w:after="100"/>
-      </w:pPr>
-      <w:r>
-        <w:t xml:space="preserve">Cuando la comida sale, marque «Servido». La mesa pasa a «Por cobrar» y muestra el tiempo de espera del pago.</w:t>
-      </w:r>
-    </w:p>
-    <w:p>
-      <w:pPr>
-        <w:pStyle w:val="ListParagraph"/>
-        <w:numPr>
-          <w:ilvl w:val="0"/>
-          <w:numId w:val="10"/>
-        </w:numPr>
-        <w:spacing w:after="100"/>
-      </w:pPr>
-      <w:r>
-        <w:t xml:space="preserve">Toque la mesa en rojo para cobrar. Se puede unir el pago de varias mesas si el cliente lo pide.</w:t>
-      </w:r>
-    </w:p>
-    <w:p>
-      <w:pPr>
-        <w:pBdr>
-          <w:left w:val="single" w:color="B8730A" w:sz="12" w:space="8"/>
-        </w:pBdr>
-        <w:spacing w:after="100" w:before="160"/>
-      </w:pPr>
-      <w:r>
-        <w:rPr>
-          <w:b/>
-          <w:bCs/>
-          <w:color w:val="B8730A"/>
-        </w:rPr>
-        <w:t xml:space="preserve">TIP  </w:t>
-      </w:r>
-      <w:r>
-        <w:t xml:space="preserve">El panel derecho «Resumen» muestra mesas activas, platos por servir y montos en tiempo real.</w:t>
-      </w:r>
-    </w:p>
-    <w:p>
-      <w:pPr>
-        <w:pStyle w:val="Heading1"/>
-        <w:pageBreakBefore/>
-      </w:pPr>
-      <w:r>
-        <w:t xml:space="preserve">10. Impresión de tickets (comandera)</w:t>
-      </w:r>
-    </w:p>
-    <w:p>
-      <w:pPr>
-        <w:spacing w:after="200"/>
-      </w:pPr>
-      <w:r>
-        <w:t xml:space="preserve">La impresión usa el agente de impresión instalado en una PC de la sucursal. Cada terminal puede tener asignada su propia impresora.</w:t>
-      </w:r>
-    </w:p>
-    <w:p>
-      <w:pPr>
-        <w:pBdr>
-          <w:top w:val="dashed" w:color="B8730A" w:sz="6" w:space="8"/>
-          <w:bottom w:val="dashed" w:color="B8730A" w:sz="6" w:space="8"/>
-        </w:pBdr>
-        <w:spacing w:after="200" w:before="120"/>
-        <w:jc w:val="center"/>
-      </w:pPr>
-      <w:r>
-        <w:rPr>
-          <w:i/>
-          <w:iCs/>
-          <w:color w:val="B8730A"/>
-        </w:rPr>
-        <w:t xml:space="preserve">Captura pendiente: ventas-10-impresion</w:t>
+        <w:drawing>
+          <wp:inline distT="0" distB="0" distL="0" distR="0">
+            <wp:extent cx="4457700" cy="2790825"/>
+            <wp:effectExtent t="0" r="0" b="0" l="0"/>
+            <wp:docPr id="1" name="ventas-10-impresion" descr="Impresión de tickets (comandera)" title="ventas-10-impresion"/>
+            <wp:cNvGraphicFramePr>
+              <a:graphicFrameLocks xmlns:a="http://schemas.openxmlformats.org/drawingml/2006/main" noChangeAspect="1"/>
+            </wp:cNvGraphicFramePr>
+            <a:graphic xmlns:a="http://schemas.openxmlformats.org/drawingml/2006/main">
+              <a:graphicData uri="http://schemas.openxmlformats.org/drawingml/2006/picture">
+                <pic:pic xmlns:pic="http://schemas.openxmlformats.org/drawingml/2006/picture">
+                  <pic:nvPicPr>
+                    <pic:cNvPr id="0" name="" descr=""/>
+                    <pic:cNvPicPr>
+                      <a:picLocks noChangeAspect="1" noChangeArrowheads="1"/>
+                    </pic:cNvPicPr>
+                  </pic:nvPicPr>
+                  <pic:blipFill>
+                    <a:blip r:embed="rId16" cstate="none"/>
+                    <a:srcRect/>
+                    <a:stretch>
+                      <a:fillRect/>
+                    </a:stretch>
+                  </pic:blipFill>
+                  <pic:spPr bwMode="auto">
+                    <a:xfrm>
+                      <a:off x="0" y="0"/>
+                      <a:ext cx="4457700" cy="2790825"/>
+                    </a:xfrm>
+                    <a:prstGeom prst="rect">
+                      <a:avLst/>
+                    </a:prstGeom>
+                  </pic:spPr>
+                </pic:pic>
+              </a:graphicData>
+            </a:graphic>
+          </wp:inline>
+        </w:drawing>
       </w:r>
     </w:p>
     <w:p>
